--- a/docs/USER_GUIDE.docx
+++ b/docs/USER_GUIDE.docx
@@ -414,13 +414,13 @@
         <w:t xml:space="preserve">contractor</w:t>
       </w:r>
       <w:r>
-        <w:t xml:space="preserve">, not a regular</w:t>
-      </w:r>
-      <w:r>
-        <w:t xml:space="preserve"> </w:t>
-      </w:r>
-      <w:r>
-        <w:t xml:space="preserve">user — ask the admin which guide applies.</w:t>
+        <w:t xml:space="preserve">, not a regular user</w:t>
+      </w:r>
+      <w:r>
+        <w:t xml:space="preserve"> </w:t>
+      </w:r>
+      <w:r>
+        <w:t xml:space="preserve">— ask the admin which guide applies.</w:t>
       </w:r>
     </w:p>
     <w:bookmarkEnd w:id="10"/>
@@ -452,7 +452,7 @@
           <w:b/>
           <w:bCs/>
         </w:rPr>
-        <w:t xml:space="preserve">ledger.phillyshah.com</w:t>
+        <w:t xml:space="preserve">ledger.90ten.life</w:t>
       </w:r>
       <w:r>
         <w:t xml:space="preserve"> </w:t>
@@ -718,7 +718,7 @@
           <w:b/>
           <w:bCs/>
         </w:rPr>
-        <w:t xml:space="preserve">ledger.phillyshah.com</w:t>
+        <w:t xml:space="preserve">ledger.90ten.life</w:t>
       </w:r>
       <w:r>
         <w:t xml:space="preserve">.</w:t>
@@ -888,13 +888,7 @@
         <w:t xml:space="preserve"> </w:t>
       </w:r>
       <w:r>
-        <w:t xml:space="preserve">On iPhone:</w:t>
-      </w:r>
-      <w:r>
-        <w:t xml:space="preserve"> </w:t>
-      </w:r>
-      <w:r>
-        <w:t xml:space="preserve">Share →</w:t>
+        <w:t xml:space="preserve">On iPhone: Share →</w:t>
       </w:r>
       <w:r>
         <w:t xml:space="preserve"> </w:t>
@@ -917,21 +911,7 @@
           <w:b/>
           <w:bCs/>
         </w:rPr>
-        <w:t xml:space="preserve">Install</w:t>
-      </w:r>
-      <w:r>
-        <w:rPr>
-          <w:b/>
-          <w:bCs/>
-        </w:rPr>
-        <w:t xml:space="preserve"> </w:t>
-      </w:r>
-      <w:r>
-        <w:rPr>
-          <w:b/>
-          <w:bCs/>
-        </w:rPr>
-        <w:t xml:space="preserve">app</w:t>
+        <w:t xml:space="preserve">Install app</w:t>
       </w:r>
       <w:r>
         <w:t xml:space="preserve"> </w:t>
@@ -950,13 +930,13 @@
         <w:t xml:space="preserve">Add to Home screen</w:t>
       </w:r>
       <w:r>
-        <w:t xml:space="preserve">. It then opens like a regular app, no</w:t>
-      </w:r>
-      <w:r>
-        <w:t xml:space="preserve"> </w:t>
-      </w:r>
-      <w:r>
-        <w:t xml:space="preserve">browser bar.</w:t>
+        <w:t xml:space="preserve">. It then opens like a regular app, no browser</w:t>
+      </w:r>
+      <w:r>
+        <w:t xml:space="preserve"> </w:t>
+      </w:r>
+      <w:r>
+        <w:t xml:space="preserve">bar.</w:t>
       </w:r>
     </w:p>
     <w:bookmarkEnd w:id="12"/>
@@ -1470,13 +1450,13 @@
         <w:t xml:space="preserve"> </w:t>
       </w:r>
       <w:r>
-        <w:t xml:space="preserve">find the row in the list,</w:t>
-      </w:r>
-      <w:r>
-        <w:t xml:space="preserve"> </w:t>
-      </w:r>
-      <w:r>
-        <w:t xml:space="preserve">tap to open it, and use the</w:t>
+        <w:t xml:space="preserve">find the row in the list, tap</w:t>
+      </w:r>
+      <w:r>
+        <w:t xml:space="preserve"> </w:t>
+      </w:r>
+      <w:r>
+        <w:t xml:space="preserve">to open it, and use the</w:t>
       </w:r>
       <w:r>
         <w:t xml:space="preserve"> </w:t>
@@ -1508,13 +1488,13 @@
         <w:t xml:space="preserve"> </w:t>
       </w:r>
       <w:r>
-        <w:t xml:space="preserve">controls. You can</w:t>
-      </w:r>
-      <w:r>
-        <w:t xml:space="preserve"> </w:t>
-      </w:r>
-      <w:r>
-        <w:t xml:space="preserve">only edit or delete receipts</w:t>
+        <w:t xml:space="preserve">controls. You can only</w:t>
+      </w:r>
+      <w:r>
+        <w:t xml:space="preserve"> </w:t>
+      </w:r>
+      <w:r>
+        <w:t xml:space="preserve">edit or delete receipts</w:t>
       </w:r>
       <w:r>
         <w:t xml:space="preserve"> </w:t>
@@ -1530,13 +1510,13 @@
         <w:t xml:space="preserve"> </w:t>
       </w:r>
       <w:r>
-        <w:t xml:space="preserve">submitted — everyone else’s</w:t>
-      </w:r>
-      <w:r>
-        <w:t xml:space="preserve"> </w:t>
-      </w:r>
-      <w:r>
-        <w:t xml:space="preserve">rows are read-only to you.</w:t>
+        <w:t xml:space="preserve">submitted — everyone else’s rows are</w:t>
+      </w:r>
+      <w:r>
+        <w:t xml:space="preserve"> </w:t>
+      </w:r>
+      <w:r>
+        <w:t xml:space="preserve">read-only to you.</w:t>
       </w:r>
     </w:p>
     <w:p>
@@ -1584,13 +1564,13 @@
         <w:t xml:space="preserve"> </w:t>
       </w:r>
       <w:r>
-        <w:t xml:space="preserve">(yours and other members’), newest first. Each row shows vendor,</w:t>
-      </w:r>
-      <w:r>
-        <w:t xml:space="preserve"> </w:t>
-      </w:r>
-      <w:r>
-        <w:t xml:space="preserve">amount, date, household, category, and the submitter.</w:t>
+        <w:t xml:space="preserve">(yours and other members’), newest first. Each row shows vendor, amount,</w:t>
+      </w:r>
+      <w:r>
+        <w:t xml:space="preserve"> </w:t>
+      </w:r>
+      <w:r>
+        <w:t xml:space="preserve">date, household, category, and the submitter.</w:t>
       </w:r>
     </w:p>
     <w:p>
@@ -1692,13 +1672,13 @@
         <w:t xml:space="preserve"> </w:t>
       </w:r>
       <w:r>
-        <w:t xml:space="preserve">someone else looks wrong (wrong amount, wrong household, duplicate),</w:t>
-      </w:r>
-      <w:r>
-        <w:t xml:space="preserve"> </w:t>
-      </w:r>
-      <w:r>
-        <w:t xml:space="preserve">ask the submitter to fix it, or message the admin.</w:t>
+        <w:t xml:space="preserve">someone else looks wrong (wrong amount, wrong household, duplicate), ask</w:t>
+      </w:r>
+      <w:r>
+        <w:t xml:space="preserve"> </w:t>
+      </w:r>
+      <w:r>
+        <w:t xml:space="preserve">the submitter to fix it, or message the admin.</w:t>
       </w:r>
     </w:p>
     <w:bookmarkEnd w:id="15"/>
@@ -2035,7 +2015,13 @@
         <w:t xml:space="preserve"> </w:t>
       </w:r>
       <w:r>
-        <w:t xml:space="preserve">A: The admin hasn’t added you as a member yet. Message them.</w:t>
+        <w:t xml:space="preserve">A: The admin hasn’t</w:t>
+      </w:r>
+      <w:r>
+        <w:t xml:space="preserve"> </w:t>
+      </w:r>
+      <w:r>
+        <w:t xml:space="preserve">added you as a member yet. Message them.</w:t>
       </w:r>
     </w:p>
     <w:p>
@@ -2053,13 +2039,19 @@
         <w:t xml:space="preserve"> </w:t>
       </w:r>
       <w:r>
-        <w:t xml:space="preserve">A: That shouldn’t happen. Screenshot it and message the admin so they</w:t>
-      </w:r>
-      <w:r>
-        <w:t xml:space="preserve"> </w:t>
-      </w:r>
-      <w:r>
-        <w:t xml:space="preserve">can fix your membership.</w:t>
+        <w:t xml:space="preserve">A: That shouldn’t</w:t>
+      </w:r>
+      <w:r>
+        <w:t xml:space="preserve"> </w:t>
+      </w:r>
+      <w:r>
+        <w:t xml:space="preserve">happen. Screenshot it and message the admin so they can fix your</w:t>
+      </w:r>
+      <w:r>
+        <w:t xml:space="preserve"> </w:t>
+      </w:r>
+      <w:r>
+        <w:t xml:space="preserve">membership.</w:t>
       </w:r>
     </w:p>
     <w:p>
@@ -2077,13 +2069,13 @@
         <w:t xml:space="preserve"> </w:t>
       </w:r>
       <w:r>
-        <w:t xml:space="preserve">A: No. You can only edit or delete receipts you submitted yourself. Ask</w:t>
-      </w:r>
-      <w:r>
-        <w:t xml:space="preserve"> </w:t>
-      </w:r>
-      <w:r>
-        <w:t xml:space="preserve">the submitter or the admin.</w:t>
+        <w:t xml:space="preserve">A: No. You can only edit or</w:t>
+      </w:r>
+      <w:r>
+        <w:t xml:space="preserve"> </w:t>
+      </w:r>
+      <w:r>
+        <w:t xml:space="preserve">delete receipts you submitted yourself. Ask the submitter or the admin.</w:t>
       </w:r>
     </w:p>
     <w:p>
@@ -2101,19 +2093,19 @@
         <w:t xml:space="preserve"> </w:t>
       </w:r>
       <w:r>
-        <w:t xml:space="preserve">A: Invoices are a separate workflow used by contractors and admins.</w:t>
-      </w:r>
-      <w:r>
-        <w:t xml:space="preserve"> </w:t>
-      </w:r>
-      <w:r>
-        <w:t xml:space="preserve">Regular users typically only submit receipts. If you need to submit an</w:t>
-      </w:r>
-      <w:r>
-        <w:t xml:space="preserve"> </w:t>
-      </w:r>
-      <w:r>
-        <w:t xml:space="preserve">invoice, ask the admin to update your role.</w:t>
+        <w:t xml:space="preserve">A: Invoices are a separate workflow used</w:t>
+      </w:r>
+      <w:r>
+        <w:t xml:space="preserve"> </w:t>
+      </w:r>
+      <w:r>
+        <w:t xml:space="preserve">by contractors and admins. Regular users typically only submit receipts.</w:t>
+      </w:r>
+      <w:r>
+        <w:t xml:space="preserve"> </w:t>
+      </w:r>
+      <w:r>
+        <w:t xml:space="preserve">If you need to submit an invoice, ask the admin to update your role.</w:t>
       </w:r>
     </w:p>
     <w:p>
@@ -2131,19 +2123,25 @@
         <w:t xml:space="preserve"> </w:t>
       </w:r>
       <w:r>
-        <w:t xml:space="preserve">A: It’s stored privately and only visible to members of that household</w:t>
-      </w:r>
-      <w:r>
-        <w:t xml:space="preserve"> </w:t>
-      </w:r>
-      <w:r>
-        <w:t xml:space="preserve">(and the admin). You’ll see it in the receipt list immediately, and the</w:t>
-      </w:r>
-      <w:r>
-        <w:t xml:space="preserve"> </w:t>
-      </w:r>
-      <w:r>
-        <w:t xml:space="preserve">image opens when you click the row.</w:t>
+        <w:t xml:space="preserve">A: It’s stored</w:t>
+      </w:r>
+      <w:r>
+        <w:t xml:space="preserve"> </w:t>
+      </w:r>
+      <w:r>
+        <w:t xml:space="preserve">privately and only visible to members of that household (and the admin).</w:t>
+      </w:r>
+      <w:r>
+        <w:t xml:space="preserve"> </w:t>
+      </w:r>
+      <w:r>
+        <w:t xml:space="preserve">You’ll see it in the receipt list immediately, and the image opens when</w:t>
+      </w:r>
+      <w:r>
+        <w:t xml:space="preserve"> </w:t>
+      </w:r>
+      <w:r>
+        <w:t xml:space="preserve">you click the row.</w:t>
       </w:r>
     </w:p>
     <w:p>
@@ -2161,7 +2159,13 @@
         <w:t xml:space="preserve"> </w:t>
       </w:r>
       <w:r>
-        <w:t xml:space="preserve">A: No — both are admin-only. Message the admin.</w:t>
+        <w:t xml:space="preserve">A: No — both are</w:t>
+      </w:r>
+      <w:r>
+        <w:t xml:space="preserve"> </w:t>
+      </w:r>
+      <w:r>
+        <w:t xml:space="preserve">admin-only. Message the admin.</w:t>
       </w:r>
     </w:p>
     <w:p>
@@ -2179,7 +2183,13 @@
         <w:t xml:space="preserve"> </w:t>
       </w:r>
       <w:r>
-        <w:t xml:space="preserve">A: Not yet. Check the app periodically. This may be added later.</w:t>
+        <w:t xml:space="preserve">A: Not yet. Check the app periodically.</w:t>
+      </w:r>
+      <w:r>
+        <w:t xml:space="preserve"> </w:t>
+      </w:r>
+      <w:r>
+        <w:t xml:space="preserve">This may be added later.</w:t>
       </w:r>
     </w:p>
     <w:p>
@@ -2197,7 +2207,13 @@
         <w:t xml:space="preserve"> </w:t>
       </w:r>
       <w:r>
-        <w:t xml:space="preserve">A: No. You still sign in with your</w:t>
+        <w:t xml:space="preserve">A:</w:t>
+      </w:r>
+      <w:r>
+        <w:t xml:space="preserve"> </w:t>
+      </w:r>
+      <w:r>
+        <w:t xml:space="preserve">No. You still sign in with your</w:t>
       </w:r>
       <w:r>
         <w:t xml:space="preserve"> </w:t>
@@ -2210,13 +2226,13 @@
         <w:t xml:space="preserve">username</w:t>
       </w:r>
       <w:r>
-        <w:t xml:space="preserve">. The email is only used</w:t>
-      </w:r>
-      <w:r>
-        <w:t xml:space="preserve"> </w:t>
-      </w:r>
-      <w:r>
-        <w:t xml:space="preserve">for password resets.</w:t>
+        <w:t xml:space="preserve">. The email is only used for</w:t>
+      </w:r>
+      <w:r>
+        <w:t xml:space="preserve"> </w:t>
+      </w:r>
+      <w:r>
+        <w:t xml:space="preserve">password resets.</w:t>
       </w:r>
     </w:p>
     <w:bookmarkEnd w:id="19"/>

--- a/docs/USER_GUIDE.docx
+++ b/docs/USER_GUIDE.docx
@@ -2,7 +2,7 @@
 <file path=word/document.xml><?xml version="1.0" encoding="utf-8"?>
 <w:document xmlns:w="http://schemas.openxmlformats.org/wordprocessingml/2006/main" xmlns:m="http://schemas.openxmlformats.org/officeDocument/2006/math" xmlns:r="http://schemas.openxmlformats.org/officeDocument/2006/relationships" xmlns:o="urn:schemas-microsoft-com:office:office" xmlns:v="urn:schemas-microsoft-com:vml" xmlns:w10="urn:schemas-microsoft-com:office:word" xmlns:a="http://schemas.openxmlformats.org/drawingml/2006/main" xmlns:pic="http://schemas.openxmlformats.org/drawingml/2006/picture" xmlns:wp="http://schemas.openxmlformats.org/drawingml/2006/wordprocessingDrawing">
   <w:body>
-    <w:bookmarkStart w:id="21" w:name="ledgerx-user-guide"/>
+    <w:bookmarkStart w:id="22" w:name="ledgerx-user-guide"/>
     <w:p>
       <w:pPr>
         <w:pStyle w:val="Heading1"/>
@@ -474,7 +474,13 @@
         <w:t xml:space="preserve"> </w:t>
       </w:r>
       <w:r>
-        <w:t xml:space="preserve">and password.</w:t>
+        <w:t xml:space="preserve">and</w:t>
+      </w:r>
+      <w:r>
+        <w:t xml:space="preserve"> </w:t>
+      </w:r>
+      <w:r>
+        <w:t xml:space="preserve">password.</w:t>
       </w:r>
     </w:p>
     <w:p>
@@ -1879,12 +1885,78 @@
       </w:r>
     </w:p>
     <w:bookmarkEnd w:id="17"/>
-    <w:bookmarkStart w:id="18" w:name="account-settings"/>
+    <w:bookmarkStart w:id="18" w:name="whats-new-bell-icon"/>
     <w:p>
       <w:pPr>
         <w:pStyle w:val="Heading2"/>
       </w:pPr>
       <w:r>
+        <w:t xml:space="preserve">What’s New (Bell Icon)</w:t>
+      </w:r>
+    </w:p>
+    <w:p>
+      <w:pPr>
+        <w:pStyle w:val="FirstParagraph"/>
+      </w:pPr>
+      <w:r>
+        <w:t xml:space="preserve">A</w:t>
+      </w:r>
+      <w:r>
+        <w:t xml:space="preserve"> </w:t>
+      </w:r>
+      <w:r>
+        <w:rPr>
+          <w:b/>
+          <w:bCs/>
+        </w:rPr>
+        <w:t xml:space="preserve">bell icon</w:t>
+      </w:r>
+      <w:r>
+        <w:t xml:space="preserve"> </w:t>
+      </w:r>
+      <w:r>
+        <w:t xml:space="preserve">lives in the top-right of every page (and at the bottom of the admin sidebar on desktop, if you ever switch into an admin view). Tap it to see what’s been shipped recently — version, date, and a short description of each release.</w:t>
+      </w:r>
+    </w:p>
+    <w:p>
+      <w:pPr>
+        <w:pStyle w:val="BodyText"/>
+      </w:pPr>
+      <w:r>
+        <w:t xml:space="preserve">The bell turns</w:t>
+      </w:r>
+      <w:r>
+        <w:t xml:space="preserve"> </w:t>
+      </w:r>
+      <w:r>
+        <w:rPr>
+          <w:b/>
+          <w:bCs/>
+        </w:rPr>
+        <w:t xml:space="preserve">amber with a small red dot</w:t>
+      </w:r>
+      <w:r>
+        <w:t xml:space="preserve"> </w:t>
+      </w:r>
+      <w:r>
+        <w:t xml:space="preserve">when there’s a release you haven’t read. Opening the panel clears the dot. Read state is per browser/device, so signing in on your phone after reading on your laptop will briefly show the dot again until you tap the bell there too.</w:t>
+      </w:r>
+    </w:p>
+    <w:p>
+      <w:pPr>
+        <w:pStyle w:val="BodyText"/>
+      </w:pPr>
+      <w:r>
+        <w:t xml:space="preserve">We use this to keep you in the loop as features ship — no more silent updates.</w:t>
+      </w:r>
+    </w:p>
+    <w:bookmarkEnd w:id="18"/>
+    <w:bookmarkStart w:id="19" w:name="account-settings"/>
+    <w:p>
+      <w:pPr>
+        <w:pStyle w:val="Heading2"/>
+      </w:pPr>
+      <w:r>
         <w:t xml:space="preserve">Account Settings</w:t>
       </w:r>
     </w:p>
@@ -1990,8 +2062,8 @@
         <w:t xml:space="preserve">interface swaps immediately</w:t>
       </w:r>
     </w:p>
-    <w:bookmarkEnd w:id="18"/>
-    <w:bookmarkStart w:id="19" w:name="faq"/>
+    <w:bookmarkEnd w:id="19"/>
+    <w:bookmarkStart w:id="20" w:name="faq"/>
     <w:p>
       <w:pPr>
         <w:pStyle w:val="Heading2"/>
@@ -2235,8 +2307,8 @@
         <w:t xml:space="preserve">password resets.</w:t>
       </w:r>
     </w:p>
-    <w:bookmarkEnd w:id="19"/>
-    <w:bookmarkStart w:id="20" w:name="getting-help"/>
+    <w:bookmarkEnd w:id="20"/>
+    <w:bookmarkStart w:id="21" w:name="getting-help"/>
     <w:p>
       <w:pPr>
         <w:pStyle w:val="Heading2"/>
@@ -2311,8 +2383,8 @@
         <w:t xml:space="preserve">the feedback along.</w:t>
       </w:r>
     </w:p>
-    <w:bookmarkEnd w:id="20"/>
     <w:bookmarkEnd w:id="21"/>
+    <w:bookmarkEnd w:id="22"/>
     <w:sectPr>
       <w:footnotePr>
         <w:numRestart w:val="eachSect"/>

--- a/docs/USER_GUIDE.docx
+++ b/docs/USER_GUIDE.docx
@@ -2,7 +2,7 @@
 <file path=word/document.xml><?xml version="1.0" encoding="utf-8"?>
 <w:document xmlns:w="http://schemas.openxmlformats.org/wordprocessingml/2006/main" xmlns:m="http://schemas.openxmlformats.org/officeDocument/2006/math" xmlns:r="http://schemas.openxmlformats.org/officeDocument/2006/relationships" xmlns:o="urn:schemas-microsoft-com:office:office" xmlns:v="urn:schemas-microsoft-com:vml" xmlns:w10="urn:schemas-microsoft-com:office:word" xmlns:a="http://schemas.openxmlformats.org/drawingml/2006/main" xmlns:pic="http://schemas.openxmlformats.org/drawingml/2006/picture" xmlns:wp="http://schemas.openxmlformats.org/drawingml/2006/wordprocessingDrawing">
   <w:body>
-    <w:bookmarkStart w:id="22" w:name="ledgerx-user-guide"/>
+    <w:bookmarkStart w:id="23" w:name="ledgerx-user-guide"/>
     <w:p>
       <w:pPr>
         <w:pStyle w:val="Heading1"/>
@@ -1885,12 +1885,50 @@
       </w:r>
     </w:p>
     <w:bookmarkEnd w:id="17"/>
-    <w:bookmarkStart w:id="18" w:name="whats-new-bell-icon"/>
+    <w:bookmarkStart w:id="18" w:name="vendor-catalog-auto-fill-on-entry"/>
     <w:p>
       <w:pPr>
         <w:pStyle w:val="Heading2"/>
       </w:pPr>
       <w:r>
+        <w:t xml:space="preserve">Vendor Catalog (Auto-fill on Entry)</w:t>
+      </w:r>
+    </w:p>
+    <w:p>
+      <w:pPr>
+        <w:pStyle w:val="FirstParagraph"/>
+      </w:pPr>
+      <w:r>
+        <w:t xml:space="preserve">When you type a vendor name on Add Transaction, the field autocompletes from a shared catalog. Past vendors used in your household are remembered and the category snaps in. Admins can also curate</w:t>
+      </w:r>
+      <w:r>
+        <w:t xml:space="preserve"> </w:t>
+      </w:r>
+      <w:r>
+        <w:t xml:space="preserve">“global”</w:t>
+      </w:r>
+      <w:r>
+        <w:t xml:space="preserve"> </w:t>
+      </w:r>
+      <w:r>
+        <w:t xml:space="preserve">vendors (Home Depot, Comcast, Amazon, etc.) that apply across every household, so even a brand-new household member gets sensible auto-fills on day one.</w:t>
+      </w:r>
+    </w:p>
+    <w:p>
+      <w:pPr>
+        <w:pStyle w:val="BodyText"/>
+      </w:pPr>
+      <w:r>
+        <w:t xml:space="preserve">If a category gets filled in for you, you can always overwrite it before saving — the suggestion is just a starting point.</w:t>
+      </w:r>
+    </w:p>
+    <w:bookmarkEnd w:id="18"/>
+    <w:bookmarkStart w:id="19" w:name="whats-new-bell-icon"/>
+    <w:p>
+      <w:pPr>
+        <w:pStyle w:val="Heading2"/>
+      </w:pPr>
+      <w:r>
         <w:t xml:space="preserve">What’s New (Bell Icon)</w:t>
       </w:r>
     </w:p>
@@ -1915,7 +1953,25 @@
         <w:t xml:space="preserve"> </w:t>
       </w:r>
       <w:r>
-        <w:t xml:space="preserve">lives in the top-right of every page (and at the bottom of the admin sidebar on desktop, if you ever switch into an admin view). Tap it to see what’s been shipped recently — version, date, and a short description of each release.</w:t>
+        <w:t xml:space="preserve">lives in the top-right of every page (and at the bottom</w:t>
+      </w:r>
+      <w:r>
+        <w:t xml:space="preserve"> </w:t>
+      </w:r>
+      <w:r>
+        <w:t xml:space="preserve">of the admin sidebar on desktop, if you ever switch into an admin view).</w:t>
+      </w:r>
+      <w:r>
+        <w:t xml:space="preserve"> </w:t>
+      </w:r>
+      <w:r>
+        <w:t xml:space="preserve">Tap it to see what’s been shipped recently — version, date, and a</w:t>
+      </w:r>
+      <w:r>
+        <w:t xml:space="preserve"> </w:t>
+      </w:r>
+      <w:r>
+        <w:t xml:space="preserve">short description of each release.</w:t>
       </w:r>
     </w:p>
     <w:p>
@@ -1939,7 +1995,25 @@
         <w:t xml:space="preserve"> </w:t>
       </w:r>
       <w:r>
-        <w:t xml:space="preserve">when there’s a release you haven’t read. Opening the panel clears the dot. Read state is per browser/device, so signing in on your phone after reading on your laptop will briefly show the dot again until you tap the bell there too.</w:t>
+        <w:t xml:space="preserve">when there’s a release you</w:t>
+      </w:r>
+      <w:r>
+        <w:t xml:space="preserve"> </w:t>
+      </w:r>
+      <w:r>
+        <w:t xml:space="preserve">haven’t read. Opening the panel clears the dot. Read state is per</w:t>
+      </w:r>
+      <w:r>
+        <w:t xml:space="preserve"> </w:t>
+      </w:r>
+      <w:r>
+        <w:t xml:space="preserve">browser/device, so signing in on your phone after reading on your laptop</w:t>
+      </w:r>
+      <w:r>
+        <w:t xml:space="preserve"> </w:t>
+      </w:r>
+      <w:r>
+        <w:t xml:space="preserve">will briefly show the dot again until you tap the bell there too.</w:t>
       </w:r>
     </w:p>
     <w:p>
@@ -1947,11 +2021,17 @@
         <w:pStyle w:val="BodyText"/>
       </w:pPr>
       <w:r>
-        <w:t xml:space="preserve">We use this to keep you in the loop as features ship — no more silent updates.</w:t>
-      </w:r>
-    </w:p>
-    <w:bookmarkEnd w:id="18"/>
-    <w:bookmarkStart w:id="19" w:name="account-settings"/>
+        <w:t xml:space="preserve">We use this to keep you in the loop as features ship — no more silent</w:t>
+      </w:r>
+      <w:r>
+        <w:t xml:space="preserve"> </w:t>
+      </w:r>
+      <w:r>
+        <w:t xml:space="preserve">updates.</w:t>
+      </w:r>
+    </w:p>
+    <w:bookmarkEnd w:id="19"/>
+    <w:bookmarkStart w:id="20" w:name="account-settings"/>
     <w:p>
       <w:pPr>
         <w:pStyle w:val="Heading2"/>
@@ -2062,8 +2142,8 @@
         <w:t xml:space="preserve">interface swaps immediately</w:t>
       </w:r>
     </w:p>
-    <w:bookmarkEnd w:id="19"/>
-    <w:bookmarkStart w:id="20" w:name="faq"/>
+    <w:bookmarkEnd w:id="20"/>
+    <w:bookmarkStart w:id="21" w:name="faq"/>
     <w:p>
       <w:pPr>
         <w:pStyle w:val="Heading2"/>
@@ -2307,8 +2387,8 @@
         <w:t xml:space="preserve">password resets.</w:t>
       </w:r>
     </w:p>
-    <w:bookmarkEnd w:id="20"/>
-    <w:bookmarkStart w:id="21" w:name="getting-help"/>
+    <w:bookmarkEnd w:id="21"/>
+    <w:bookmarkStart w:id="22" w:name="getting-help"/>
     <w:p>
       <w:pPr>
         <w:pStyle w:val="Heading2"/>
@@ -2383,8 +2463,8 @@
         <w:t xml:space="preserve">the feedback along.</w:t>
       </w:r>
     </w:p>
-    <w:bookmarkEnd w:id="21"/>
     <w:bookmarkEnd w:id="22"/>
+    <w:bookmarkEnd w:id="23"/>
     <w:sectPr>
       <w:footnotePr>
         <w:numRestart w:val="eachSect"/>

--- a/docs/USER_GUIDE.docx
+++ b/docs/USER_GUIDE.docx
@@ -2,7 +2,7 @@
 <file path=word/document.xml><?xml version="1.0" encoding="utf-8"?>
 <w:document xmlns:w="http://schemas.openxmlformats.org/wordprocessingml/2006/main" xmlns:m="http://schemas.openxmlformats.org/officeDocument/2006/math" xmlns:r="http://schemas.openxmlformats.org/officeDocument/2006/relationships" xmlns:o="urn:schemas-microsoft-com:office:office" xmlns:v="urn:schemas-microsoft-com:vml" xmlns:w10="urn:schemas-microsoft-com:office:word" xmlns:a="http://schemas.openxmlformats.org/drawingml/2006/main" xmlns:pic="http://schemas.openxmlformats.org/drawingml/2006/picture" xmlns:wp="http://schemas.openxmlformats.org/drawingml/2006/wordprocessingDrawing">
   <w:body>
-    <w:bookmarkStart w:id="23" w:name="ledgerx-user-guide"/>
+    <w:bookmarkStart w:id="24" w:name="ledgerx-user-guide"/>
     <w:p>
       <w:pPr>
         <w:pStyle w:val="Heading1"/>
@@ -1885,12 +1885,30 @@
       </w:r>
     </w:p>
     <w:bookmarkEnd w:id="17"/>
-    <w:bookmarkStart w:id="18" w:name="vendor-catalog-auto-fill-on-entry"/>
+    <w:bookmarkStart w:id="18" w:name="possible-duplicate-warning"/>
     <w:p>
       <w:pPr>
         <w:pStyle w:val="Heading2"/>
       </w:pPr>
       <w:r>
+        <w:t xml:space="preserve">Possible-Duplicate Warning</w:t>
+      </w:r>
+    </w:p>
+    <w:p>
+      <w:pPr>
+        <w:pStyle w:val="FirstParagraph"/>
+      </w:pPr>
+      <w:r>
+        <w:t xml:space="preserve">If you upload a receipt with the same vendor, total, and date (±1 day) as one already in this household, an amber banner appears at the top of the form so you can spot a re-upload before saving. Same idea for invoices, matched by invoice number within the property. The warning is non-blocking — if you really do mean to submit, just hit Save.</w:t>
+      </w:r>
+    </w:p>
+    <w:bookmarkEnd w:id="18"/>
+    <w:bookmarkStart w:id="19" w:name="vendor-catalog-auto-fill-on-entry"/>
+    <w:p>
+      <w:pPr>
+        <w:pStyle w:val="Heading2"/>
+      </w:pPr>
+      <w:r>
         <w:t xml:space="preserve">Vendor Catalog (Auto-fill on Entry)</w:t>
       </w:r>
     </w:p>
@@ -1899,7 +1917,19 @@
         <w:pStyle w:val="FirstParagraph"/>
       </w:pPr>
       <w:r>
-        <w:t xml:space="preserve">When you type a vendor name on Add Transaction, the field autocompletes from a shared catalog. Past vendors used in your household are remembered and the category snaps in. Admins can also curate</w:t>
+        <w:t xml:space="preserve">When you type a vendor name on Add Transaction, the field autocompletes</w:t>
+      </w:r>
+      <w:r>
+        <w:t xml:space="preserve"> </w:t>
+      </w:r>
+      <w:r>
+        <w:t xml:space="preserve">from a shared catalog. Past vendors used in your household are</w:t>
+      </w:r>
+      <w:r>
+        <w:t xml:space="preserve"> </w:t>
+      </w:r>
+      <w:r>
+        <w:t xml:space="preserve">remembered and the category snaps in. Admins can also curate</w:t>
       </w:r>
       <w:r>
         <w:t xml:space="preserve"> </w:t>
@@ -1911,7 +1941,19 @@
         <w:t xml:space="preserve"> </w:t>
       </w:r>
       <w:r>
-        <w:t xml:space="preserve">vendors (Home Depot, Comcast, Amazon, etc.) that apply across every household, so even a brand-new household member gets sensible auto-fills on day one.</w:t>
+        <w:t xml:space="preserve">vendors (Home Depot, Comcast, Amazon, etc.) that apply across every</w:t>
+      </w:r>
+      <w:r>
+        <w:t xml:space="preserve"> </w:t>
+      </w:r>
+      <w:r>
+        <w:t xml:space="preserve">household, so even a brand-new household member gets sensible auto-fills</w:t>
+      </w:r>
+      <w:r>
+        <w:t xml:space="preserve"> </w:t>
+      </w:r>
+      <w:r>
+        <w:t xml:space="preserve">on day one.</w:t>
       </w:r>
     </w:p>
     <w:p>
@@ -1919,11 +1961,17 @@
         <w:pStyle w:val="BodyText"/>
       </w:pPr>
       <w:r>
-        <w:t xml:space="preserve">If a category gets filled in for you, you can always overwrite it before saving — the suggestion is just a starting point.</w:t>
-      </w:r>
-    </w:p>
-    <w:bookmarkEnd w:id="18"/>
-    <w:bookmarkStart w:id="19" w:name="whats-new-bell-icon"/>
+        <w:t xml:space="preserve">If a category gets filled in for you, you can always overwrite it before</w:t>
+      </w:r>
+      <w:r>
+        <w:t xml:space="preserve"> </w:t>
+      </w:r>
+      <w:r>
+        <w:t xml:space="preserve">saving — the suggestion is just a starting point.</w:t>
+      </w:r>
+    </w:p>
+    <w:bookmarkEnd w:id="19"/>
+    <w:bookmarkStart w:id="20" w:name="whats-new-bell-icon"/>
     <w:p>
       <w:pPr>
         <w:pStyle w:val="Heading2"/>
@@ -2030,8 +2078,8 @@
         <w:t xml:space="preserve">updates.</w:t>
       </w:r>
     </w:p>
-    <w:bookmarkEnd w:id="19"/>
-    <w:bookmarkStart w:id="20" w:name="account-settings"/>
+    <w:bookmarkEnd w:id="20"/>
+    <w:bookmarkStart w:id="21" w:name="account-settings"/>
     <w:p>
       <w:pPr>
         <w:pStyle w:val="Heading2"/>
@@ -2142,8 +2190,8 @@
         <w:t xml:space="preserve">interface swaps immediately</w:t>
       </w:r>
     </w:p>
-    <w:bookmarkEnd w:id="20"/>
-    <w:bookmarkStart w:id="21" w:name="faq"/>
+    <w:bookmarkEnd w:id="21"/>
+    <w:bookmarkStart w:id="22" w:name="faq"/>
     <w:p>
       <w:pPr>
         <w:pStyle w:val="Heading2"/>
@@ -2387,8 +2435,8 @@
         <w:t xml:space="preserve">password resets.</w:t>
       </w:r>
     </w:p>
-    <w:bookmarkEnd w:id="21"/>
-    <w:bookmarkStart w:id="22" w:name="getting-help"/>
+    <w:bookmarkEnd w:id="22"/>
+    <w:bookmarkStart w:id="23" w:name="getting-help"/>
     <w:p>
       <w:pPr>
         <w:pStyle w:val="Heading2"/>
@@ -2463,8 +2511,8 @@
         <w:t xml:space="preserve">the feedback along.</w:t>
       </w:r>
     </w:p>
-    <w:bookmarkEnd w:id="22"/>
     <w:bookmarkEnd w:id="23"/>
+    <w:bookmarkEnd w:id="24"/>
     <w:sectPr>
       <w:footnotePr>
         <w:numRestart w:val="eachSect"/>

--- a/docs/USER_GUIDE.docx
+++ b/docs/USER_GUIDE.docx
@@ -2,7 +2,7 @@
 <file path=word/document.xml><?xml version="1.0" encoding="utf-8"?>
 <w:document xmlns:w="http://schemas.openxmlformats.org/wordprocessingml/2006/main" xmlns:m="http://schemas.openxmlformats.org/officeDocument/2006/math" xmlns:r="http://schemas.openxmlformats.org/officeDocument/2006/relationships" xmlns:o="urn:schemas-microsoft-com:office:office" xmlns:v="urn:schemas-microsoft-com:vml" xmlns:w10="urn:schemas-microsoft-com:office:word" xmlns:a="http://schemas.openxmlformats.org/drawingml/2006/main" xmlns:pic="http://schemas.openxmlformats.org/drawingml/2006/picture" xmlns:wp="http://schemas.openxmlformats.org/drawingml/2006/wordprocessingDrawing">
   <w:body>
-    <w:bookmarkStart w:id="24" w:name="ledgerx-user-guide"/>
+    <w:bookmarkStart w:id="25" w:name="ledgerx-user-guide"/>
     <w:p>
       <w:pPr>
         <w:pStyle w:val="Heading1"/>
@@ -1885,12 +1885,93 @@
       </w:r>
     </w:p>
     <w:bookmarkEnd w:id="17"/>
-    <w:bookmarkStart w:id="18" w:name="possible-duplicate-warning"/>
+    <w:bookmarkStart w:id="18" w:name="templates-save-once-reuse-forever"/>
     <w:p>
       <w:pPr>
         <w:pStyle w:val="Heading2"/>
       </w:pPr>
       <w:r>
+        <w:t xml:space="preserve">Templates (Save Once, Reuse Forever)</w:t>
+      </w:r>
+    </w:p>
+    <w:p>
+      <w:pPr>
+        <w:pStyle w:val="FirstParagraph"/>
+      </w:pPr>
+      <w:r>
+        <w:t xml:space="preserve">For recurring entries (rent, utilities, monthly retainers, weekly cleaning), save a template once and reuse it in a click.</w:t>
+      </w:r>
+    </w:p>
+    <w:p>
+      <w:pPr>
+        <w:pStyle w:val="BodyText"/>
+      </w:pPr>
+      <w:r>
+        <w:t xml:space="preserve">To save: fill the form as usual, tick</w:t>
+      </w:r>
+      <w:r>
+        <w:t xml:space="preserve"> </w:t>
+      </w:r>
+      <w:r>
+        <w:t xml:space="preserve">“Save as template”</w:t>
+      </w:r>
+      <w:r>
+        <w:t xml:space="preserve"> </w:t>
+      </w:r>
+      <w:r>
+        <w:t xml:space="preserve">at the bottom and give it a name (</w:t>
+      </w:r>
+      <w:r>
+        <w:t xml:space="preserve">“Monthly Rent”</w:t>
+      </w:r>
+      <w:r>
+        <w:t xml:space="preserve">,</w:t>
+      </w:r>
+      <w:r>
+        <w:t xml:space="preserve"> </w:t>
+      </w:r>
+      <w:r>
+        <w:t xml:space="preserve">“Comcast Internet”</w:t>
+      </w:r>
+      <w:r>
+        <w:t xml:space="preserve">), then save. The transaction saves and the template is stored.</w:t>
+      </w:r>
+    </w:p>
+    <w:p>
+      <w:pPr>
+        <w:pStyle w:val="BodyText"/>
+      </w:pPr>
+      <w:r>
+        <w:t xml:space="preserve">To use: open Add Transaction or Submit Invoice. The</w:t>
+      </w:r>
+      <w:r>
+        <w:t xml:space="preserve"> </w:t>
+      </w:r>
+      <w:r>
+        <w:t xml:space="preserve">“Use a saved template”</w:t>
+      </w:r>
+      <w:r>
+        <w:t xml:space="preserve"> </w:t>
+      </w:r>
+      <w:r>
+        <w:t xml:space="preserve">panel at the top of the form shows your templates as chips. Tap one — every applicable field pre-fills. Adjust anything that drifted and save.</w:t>
+      </w:r>
+    </w:p>
+    <w:p>
+      <w:pPr>
+        <w:pStyle w:val="BodyText"/>
+      </w:pPr>
+      <w:r>
+        <w:t xml:space="preserve">Templates are private to your account — they don’t leak across household members. For invoices, the invoice number is intentionally not stored on the template, since every submission needs a fresh number.</w:t>
+      </w:r>
+    </w:p>
+    <w:bookmarkEnd w:id="18"/>
+    <w:bookmarkStart w:id="19" w:name="possible-duplicate-warning"/>
+    <w:p>
+      <w:pPr>
+        <w:pStyle w:val="Heading2"/>
+      </w:pPr>
+      <w:r>
         <w:t xml:space="preserve">Possible-Duplicate Warning</w:t>
       </w:r>
     </w:p>
@@ -1899,11 +1980,35 @@
         <w:pStyle w:val="FirstParagraph"/>
       </w:pPr>
       <w:r>
-        <w:t xml:space="preserve">If you upload a receipt with the same vendor, total, and date (±1 day) as one already in this household, an amber banner appears at the top of the form so you can spot a re-upload before saving. Same idea for invoices, matched by invoice number within the property. The warning is non-blocking — if you really do mean to submit, just hit Save.</w:t>
-      </w:r>
-    </w:p>
-    <w:bookmarkEnd w:id="18"/>
-    <w:bookmarkStart w:id="19" w:name="vendor-catalog-auto-fill-on-entry"/>
+        <w:t xml:space="preserve">If you upload a receipt with the same vendor, total, and date (±1 day)</w:t>
+      </w:r>
+      <w:r>
+        <w:t xml:space="preserve"> </w:t>
+      </w:r>
+      <w:r>
+        <w:t xml:space="preserve">as one already in this household, an amber banner appears at the top of</w:t>
+      </w:r>
+      <w:r>
+        <w:t xml:space="preserve"> </w:t>
+      </w:r>
+      <w:r>
+        <w:t xml:space="preserve">the form so you can spot a re-upload before saving. Same idea for</w:t>
+      </w:r>
+      <w:r>
+        <w:t xml:space="preserve"> </w:t>
+      </w:r>
+      <w:r>
+        <w:t xml:space="preserve">invoices, matched by invoice number within the property. The warning is</w:t>
+      </w:r>
+      <w:r>
+        <w:t xml:space="preserve"> </w:t>
+      </w:r>
+      <w:r>
+        <w:t xml:space="preserve">non-blocking — if you really do mean to submit, just hit Save.</w:t>
+      </w:r>
+    </w:p>
+    <w:bookmarkEnd w:id="19"/>
+    <w:bookmarkStart w:id="20" w:name="vendor-catalog-auto-fill-on-entry"/>
     <w:p>
       <w:pPr>
         <w:pStyle w:val="Heading2"/>
@@ -1970,8 +2075,8 @@
         <w:t xml:space="preserve">saving — the suggestion is just a starting point.</w:t>
       </w:r>
     </w:p>
-    <w:bookmarkEnd w:id="19"/>
-    <w:bookmarkStart w:id="20" w:name="whats-new-bell-icon"/>
+    <w:bookmarkEnd w:id="20"/>
+    <w:bookmarkStart w:id="21" w:name="whats-new-bell-icon"/>
     <w:p>
       <w:pPr>
         <w:pStyle w:val="Heading2"/>
@@ -2078,8 +2183,8 @@
         <w:t xml:space="preserve">updates.</w:t>
       </w:r>
     </w:p>
-    <w:bookmarkEnd w:id="20"/>
-    <w:bookmarkStart w:id="21" w:name="account-settings"/>
+    <w:bookmarkEnd w:id="21"/>
+    <w:bookmarkStart w:id="22" w:name="account-settings"/>
     <w:p>
       <w:pPr>
         <w:pStyle w:val="Heading2"/>
@@ -2190,8 +2295,8 @@
         <w:t xml:space="preserve">interface swaps immediately</w:t>
       </w:r>
     </w:p>
-    <w:bookmarkEnd w:id="21"/>
-    <w:bookmarkStart w:id="22" w:name="faq"/>
+    <w:bookmarkEnd w:id="22"/>
+    <w:bookmarkStart w:id="23" w:name="faq"/>
     <w:p>
       <w:pPr>
         <w:pStyle w:val="Heading2"/>
@@ -2435,8 +2540,8 @@
         <w:t xml:space="preserve">password resets.</w:t>
       </w:r>
     </w:p>
-    <w:bookmarkEnd w:id="22"/>
-    <w:bookmarkStart w:id="23" w:name="getting-help"/>
+    <w:bookmarkEnd w:id="23"/>
+    <w:bookmarkStart w:id="24" w:name="getting-help"/>
     <w:p>
       <w:pPr>
         <w:pStyle w:val="Heading2"/>
@@ -2511,8 +2616,8 @@
         <w:t xml:space="preserve">the feedback along.</w:t>
       </w:r>
     </w:p>
-    <w:bookmarkEnd w:id="23"/>
     <w:bookmarkEnd w:id="24"/>
+    <w:bookmarkEnd w:id="25"/>
     <w:sectPr>
       <w:footnotePr>
         <w:numRestart w:val="eachSect"/>
